--- a/resumes/Ziaur_Rahman_Resume_FullStack_JS.docx
+++ b/resumes/Ziaur_Rahman_Resume_FullStack_JS.docx
@@ -347,25 +347,25 @@
           <w:sz w:val="21"/>
           <w:szCs w:val="21"/>
         </w:rPr>
-        <w:t xml:space="preserve">Owned the AI recruitment product end to end — React and Next.js interface with a C# and ASP.NET Core API — covering job postings, candidate intake, CV processing, AI-conducted interviews, scoring, and feedback. One of four products delivered in twelve months on a small engineering team.</w:t>
-      </w:r>
-    </w:p>
-    <w:p>
-      <w:pPr>
-        <w:pStyle w:val="ListParagraph"/>
-        <w:numPr>
-          <w:ilvl w:val="0"/>
-          <w:numId w:val="2"/>
-        </w:numPr>
-        <w:spacing w:after="44" w:line="250"/>
-      </w:pPr>
-      <w:r>
-        <w:rPr>
-          <w:rFonts w:ascii="Calibri" w:cs="Calibri" w:eastAsia="Calibri" w:hAnsi="Calibri"/>
-          <w:sz w:val="21"/>
-          <w:szCs w:val="21"/>
-        </w:rPr>
-        <w:t xml:space="preserve">Built and shipped a lead-generation platform in Next.js, TypeScript, Python, and Supabase on Render, from data pipeline through to campaign delivery.</w:t>
+        <w:t xml:space="preserve">Owned the AI recruitment product end to end — React and Next.js interface with a C# and ASP.NET Core API, plus a Python service handling LLM-based CV scoring — covering job postings, candidate intake, CV processing, AI-conducted interviews, scoring, and feedback. One of four products delivered in twelve months on a small engineering team.</w:t>
+      </w:r>
+    </w:p>
+    <w:p>
+      <w:pPr>
+        <w:pStyle w:val="ListParagraph"/>
+        <w:numPr>
+          <w:ilvl w:val="0"/>
+          <w:numId w:val="2"/>
+        </w:numPr>
+        <w:spacing w:after="44" w:line="250"/>
+      </w:pPr>
+      <w:r>
+        <w:rPr>
+          <w:rFonts w:ascii="Calibri" w:cs="Calibri" w:eastAsia="Calibri" w:hAnsi="Calibri"/>
+          <w:sz w:val="21"/>
+          <w:szCs w:val="21"/>
+        </w:rPr>
+        <w:t xml:space="preserve">Built and shipped a lead-generation platform in Next.js, TypeScript, and Supabase on Render, from data pipeline through to campaign delivery.</w:t>
       </w:r>
     </w:p>
     <w:p>
@@ -870,7 +870,7 @@
           <w:sz w:val="21"/>
           <w:szCs w:val="21"/>
         </w:rPr>
-        <w:t xml:space="preserve">CoreBari (corebari.com)  ·  independent SaaS product, live in production</w:t>
+        <w:t xml:space="preserve">CoreBari (corebari.net)  ·  independent SaaS product, live in production</w:t>
       </w:r>
       <w:r>
         <w:rPr>
@@ -917,7 +917,7 @@
           <w:sz w:val="21"/>
           <w:szCs w:val="21"/>
         </w:rPr>
-        <w:t xml:space="preserve">  —  SaaS platform automating recruitment: CV processing, AI-conducted interviews, candidate scoring and feedback workflows.  </w:t>
+        <w:t xml:space="preserve">  —  SaaS platform automating recruitment: CV processing, AI-conducted interviews, candidate scoring and feedback workflows, with LLM scoring in a separate Python service.  </w:t>
       </w:r>
       <w:r>
         <w:rPr>
@@ -928,7 +928,7 @@
           <w:sz w:val="20"/>
           <w:szCs w:val="20"/>
         </w:rPr>
-        <w:t xml:space="preserve">C# · ASP.NET Core · EF Core · Azure SQL · React / Next.js</w:t>
+        <w:t xml:space="preserve">C# · ASP.NET Core · EF Core · Azure SQL · Python · React / Next.js</w:t>
       </w:r>
     </w:p>
     <w:p>
@@ -967,7 +967,7 @@
           <w:sz w:val="20"/>
           <w:szCs w:val="20"/>
         </w:rPr>
-        <w:t xml:space="preserve">Python · Supabase · Next.js · Render</w:t>
+        <w:t xml:space="preserve">Next.js · TypeScript · Supabase · Render</w:t>
       </w:r>
     </w:p>
     <w:p>
